--- a/docs/audit/skill-proposals/ask-before-act.md.docx
+++ b/docs/audit/skill-proposals/ask-before-act.md.docx
@@ -7,7 +7,7 @@
         <w:pStyle w:val="Heading1"/>
         <w:rPr/>
       </w:pPr>
-      <w:bookmarkStart w:colFirst="0" w:colLast="0" w:name="_wtryvh5xxun" w:id="0"/>
+      <w:bookmarkStart w:colFirst="0" w:colLast="0" w:name="_wpzr31y3c5fs" w:id="0"/>
       <w:bookmarkEnd w:id="0"/>
       <w:r>
         <w:rPr>
@@ -21,7 +21,7 @@
         <w:pStyle w:val="Heading2"/>
         <w:rPr/>
       </w:pPr>
-      <w:bookmarkStart w:colFirst="0" w:colLast="0" w:name="_tlk7sop1bfsi" w:id="1"/>
+      <w:bookmarkStart w:colFirst="0" w:colLast="0" w:name="_y8lpt3dhxhyo" w:id="1"/>
       <w:bookmarkEnd w:id="1"/>
       <w:r>
         <w:rPr>
@@ -165,7 +165,7 @@
         <w:pStyle w:val="Heading2"/>
         <w:rPr/>
       </w:pPr>
-      <w:bookmarkStart w:colFirst="0" w:colLast="0" w:name="_fsxwztthrlv" w:id="2"/>
+      <w:bookmarkStart w:colFirst="0" w:colLast="0" w:name="_h11jz1gmpi11" w:id="2"/>
       <w:bookmarkEnd w:id="2"/>
       <w:r>
         <w:rPr>
@@ -190,7 +190,7 @@
         <w:pStyle w:val="Heading2"/>
         <w:rPr/>
       </w:pPr>
-      <w:bookmarkStart w:colFirst="0" w:colLast="0" w:name="_6iag8cvt7zbz" w:id="3"/>
+      <w:bookmarkStart w:colFirst="0" w:colLast="0" w:name="_h32or8pwbzr8" w:id="3"/>
       <w:bookmarkEnd w:id="3"/>
       <w:r>
         <w:rPr>
@@ -206,6 +206,7 @@
           <w:numId w:val="1"/>
         </w:numPr>
         <w:ind w:left="720" w:hanging="360"/>
+        <w:rPr/>
       </w:pPr>
       <w:r>
         <w:rPr>
@@ -319,6 +320,7 @@
           <w:numId w:val="1"/>
         </w:numPr>
         <w:ind w:left="720" w:hanging="360"/>
+        <w:rPr/>
       </w:pPr>
       <w:r>
         <w:rPr>
@@ -334,6 +336,7 @@
           <w:numId w:val="1"/>
         </w:numPr>
         <w:ind w:left="720" w:hanging="360"/>
+        <w:rPr/>
       </w:pPr>
       <w:r>
         <w:rPr>
@@ -349,6 +352,7 @@
           <w:numId w:val="1"/>
         </w:numPr>
         <w:ind w:left="720" w:hanging="360"/>
+        <w:rPr/>
       </w:pPr>
       <w:r>
         <w:rPr>
@@ -364,6 +368,7 @@
           <w:numId w:val="1"/>
         </w:numPr>
         <w:ind w:left="720" w:hanging="360"/>
+        <w:rPr/>
       </w:pPr>
       <w:r>
         <w:rPr>
